--- a/docs/Saborator-01-Documentacion-del-Proyecto.docx
+++ b/docs/Saborator-01-Documentacion-del-Proyecto.docx
@@ -1247,7 +1247,7 @@
                 <w:sz w:val="20"/>
                 <w:szCs w:val="20"/>
               </w:rPr>
-              <w:t xml:space="preserve">Tablero de comandas en tiempo real con estados de preparación y recetario.</w:t>
+              <w:t xml:space="preserve">Tablero de comandas en tiempo real con estados de preparación; recetario de platos para el administrador.</w:t>
             </w:r>
           </w:p>
         </w:tc>
